--- a/docs/interactive_game_programming_material_plan.docx
+++ b/docs/interactive_game_programming_material_plan.docx
@@ -49,6 +49,18 @@
           <w:sz w:val="22"/>
         </w:rPr>
         <w:t>2026年7月</w:t>
+      </w:r>
+    </w:p>
+    <w:p>
+      <w:pPr>
+        <w:jc w:val="center"/>
+      </w:pPr>
+      <w:r>
+        <w:rPr>
+          <w:color w:val="505050"/>
+          <w:sz w:val="20"/>
+        </w:rPr>
+        <w:t>2026-07-19 改訂（Fable5レビュー反映：実在ルール優先原則、三目並べ・割り箸の追加）</w:t>
       </w:r>
     </w:p>
     <w:p>
@@ -363,6 +375,38 @@
           </w:p>
         </w:tc>
       </w:tr>
+      <w:tr>
+        <w:tc>
+          <w:tcPr>
+            <w:tcW w:type="dxa" w:w="4873"/>
+            <w:vAlign w:val="center"/>
+          </w:tcPr>
+          <w:p>
+            <w:r>
+              <w:rPr>
+                <w:rFonts w:ascii="Noto Sans CJK JP" w:hAnsi="Noto Sans CJK JP" w:eastAsia="Noto Sans CJK JP"/>
+                <w:sz w:val="19"/>
+              </w:rPr>
+              <w:t>実在ルール優先</w:t>
+            </w:r>
+          </w:p>
+        </w:tc>
+        <w:tc>
+          <w:tcPr>
+            <w:tcW w:type="dxa" w:w="4873"/>
+            <w:vAlign w:val="center"/>
+          </w:tcPr>
+          <w:p>
+            <w:r>
+              <w:rPr>
+                <w:rFonts w:ascii="Noto Sans CJK JP" w:hAnsi="Noto Sans CJK JP" w:eastAsia="Noto Sans CJK JP"/>
+                <w:sz w:val="19"/>
+              </w:rPr>
+              <w:t>ゲーム木・組合せゲームの題材は、学生が実際に人対人で遊べる実在のルール（ニム、割り箸、三目並べ、オセロ等）を優先し、創作パズルは補助にとどめる。</w:t>
+            </w:r>
+          </w:p>
+        </w:tc>
+      </w:tr>
     </w:tbl>
     <w:p>
       <w:pPr>
@@ -501,7 +545,7 @@
         <w:t>ゲーム木ビューワ：</w:t>
       </w:r>
       <w:r>
-        <w:t>石取り、陣取り、4×4オセロなどのゲーム状態を共通インターフェースで探索・表示。</w:t>
+        <w:t>石取り、割り箸、三目並べ、陣取り、4×4オセロなどのゲーム状態を共通インターフェースで探索・表示。</w:t>
       </w:r>
     </w:p>
     <w:p>
@@ -934,6 +978,38 @@
           </w:p>
         </w:tc>
       </w:tr>
+      <w:tr>
+        <w:tc>
+          <w:tcPr>
+            <w:tcW w:type="dxa" w:w="4873"/>
+            <w:vAlign w:val="center"/>
+          </w:tcPr>
+          <w:p>
+            <w:r>
+              <w:rPr>
+                <w:rFonts w:ascii="Noto Sans CJK JP" w:hAnsi="Noto Sans CJK JP" w:eastAsia="Noto Sans CJK JP"/>
+                <w:sz w:val="19"/>
+              </w:rPr>
+              <w:t>プロシージャル生成・確率・バランス</w:t>
+            </w:r>
+          </w:p>
+        </w:tc>
+        <w:tc>
+          <w:tcPr>
+            <w:tcW w:type="dxa" w:w="4873"/>
+            <w:vAlign w:val="center"/>
+          </w:tcPr>
+          <w:p>
+            <w:r>
+              <w:rPr>
+                <w:rFonts w:ascii="Noto Sans CJK JP" w:hAnsi="Noto Sans CJK JP" w:eastAsia="Noto Sans CJK JP"/>
+                <w:sz w:val="19"/>
+              </w:rPr>
+              <w:t>迷路生成、ダンジョン生成、地形生成、制約付き生成、乱数と確率、ゲームバランス分析</w:t>
+            </w:r>
+          </w:p>
+        </w:tc>
+      </w:tr>
     </w:tbl>
     <w:p>
       <w:pPr>
@@ -1091,24 +1167,27 @@
       </w:r>
     </w:p>
     <w:p>
-      <w:pPr>
-        <w:pStyle w:val="Heading2"/>
-      </w:pPr>
-      <w:r>
-        <w:t>6.2 ニム：完全読み切りから理論解へ</w:t>
+      <w:r>
+        <w:rPr>
+          <w:b/>
+        </w:rPr>
+        <w:t>三目並べ</w:t>
+      </w:r>
+      <w:r>
+        <w:t xml:space="preserve"> — 到達局面約5,500、対称性除去後765の実在ゲーム。全探索で引き分けを証明し、α-β・メモ化・8対称の除去を個別にON/OFFして局面数を比較する。ランダムプレイアウト評価と完全解の乖離、MCTSの収束も同一盤面で観察する。発展：1〜9の数から3つ選び和15を作る「15ゲーム」との同型性。</w:t>
       </w:r>
     </w:p>
     <w:p>
-      <w:r>
-        <w:t>ニムは「完全探索で勝敗を分類し、その規則性を発見して探索を不要にする」教材として位置づける。1山で1〜k個取る石取りでは、負け局面の周期を表にし、残数の剰余による判定へ接続する。複数山の通常Nimでは、各山の個数のXOR（nim-sum）による勝敗判定へ発展させる。</w:t>
+      <w:pPr>
+        <w:pStyle w:val="Heading2"/>
+      </w:pPr>
+      <w:r>
+        <w:t>6.2 ニム：完全読み切りから理論解へ</w:t>
       </w:r>
     </w:p>
     <w:p>
-      <w:pPr>
-        <w:pStyle w:val="ListBullet"/>
-      </w:pPr>
-      <w:r>
-        <w:t>全ゲーム木を生成し、勝ち局面・負け局面を逆向きに着色する</w:t>
+      <w:r>
+        <w:t>ニムは「完全探索で勝敗を分類し、その規則性を発見して探索を不要にする」教材として位置づける。1山で1〜k個取る石取りでは、負け局面の周期を表にし、残数の剰余による判定へ接続する。複数山の通常Nimでは、各山の個数のXOR（nim-sum）による勝敗判定へ発展させる。</w:t>
       </w:r>
     </w:p>
     <w:p>
@@ -1116,7 +1195,7 @@
         <w:pStyle w:val="ListBullet"/>
       </w:pPr>
       <w:r>
-        <w:t>探索節点数と剰余／XORによる直接判定の計算量を比較する</w:t>
+        <w:t>全ゲーム木を生成し、勝ち局面・負け局面を逆向きに着色する</w:t>
       </w:r>
     </w:p>
     <w:p>
@@ -1124,7 +1203,7 @@
         <w:pStyle w:val="ListBullet"/>
       </w:pPr>
       <w:r>
-        <w:t>2進表現とXORを可視化する</w:t>
+        <w:t>探索節点数と剰余／XORによる直接判定の計算量を比較する</w:t>
       </w:r>
     </w:p>
     <w:p>
@@ -1132,28 +1211,28 @@
         <w:pStyle w:val="ListBullet"/>
       </w:pPr>
       <w:r>
-        <w:t>「探索できること」と「構造を理解して直接解くこと」の違いを学ぶ</w:t>
+        <w:t>2進表現とXORを可視化する</w:t>
       </w:r>
     </w:p>
     <w:p>
       <w:pPr>
-        <w:pStyle w:val="Heading2"/>
-      </w:pPr>
-      <w:r>
-        <w:t>6.3 4×4オセロ：局面正規化と探索空間削減</w:t>
+        <w:pStyle w:val="ListBullet"/>
+      </w:pPr>
+      <w:r>
+        <w:t>「探索できること」と「構造を理解して直接解くこと」の違いを学ぶ</w:t>
       </w:r>
     </w:p>
     <w:p>
-      <w:r>
-        <w:t>4×4オセロは、Min-Maxそのものに加え、盤面符号化、転置表、メモ化、回転・反転による同型局面除去を扱う。正方形の8種類の対称変換を生成し、符号化値の最小値などを代表値（canonical value）とする。</w:t>
+      <w:pPr>
+        <w:pStyle w:val="Heading2"/>
+      </w:pPr>
+      <w:r>
+        <w:t>6.3 4×4オセロ：局面正規化と探索空間削減</w:t>
       </w:r>
     </w:p>
     <w:p>
-      <w:pPr>
-        <w:pStyle w:val="ListBullet"/>
-      </w:pPr>
-      <w:r>
-        <w:t>元局面と8変換を同時表示し、各符号化値と代表値を示す</w:t>
+      <w:r>
+        <w:t>4×4オセロは、Min-Maxそのものに加え、盤面符号化、転置表、メモ化、回転・反転による同型局面除去を扱う。正方形の8種類の対称変換を生成し、符号化値の最小値などを代表値（canonical value）とする。</w:t>
       </w:r>
     </w:p>
     <w:p>
@@ -1161,7 +1240,7 @@
         <w:pStyle w:val="ListBullet"/>
       </w:pPr>
       <w:r>
-        <w:t>生の生成局面数、重複除去後、対称性除去後の局面数を比較する</w:t>
+        <w:t>元局面と8変換を同時表示し、各符号化値と代表値を示す</w:t>
       </w:r>
     </w:p>
     <w:p>
@@ -1169,7 +1248,7 @@
         <w:pStyle w:val="ListBullet"/>
       </w:pPr>
       <w:r>
-        <w:t>α-β、メモ化、対称性除去を個別にON/OFFする</w:t>
+        <w:t>生の生成局面数、重複除去後、対称性除去後の局面数を比較する</w:t>
       </w:r>
     </w:p>
     <w:p>
@@ -1177,7 +1256,7 @@
         <w:pStyle w:val="ListBullet"/>
       </w:pPr>
       <w:r>
-        <w:t>代表値には手番を含め、パスと終局を正しく扱う</w:t>
+        <w:t>α-β、メモ化、対称性除去を個別にON/OFFする</w:t>
       </w:r>
     </w:p>
     <w:p>
@@ -1185,7 +1264,68 @@
         <w:pStyle w:val="ListBullet"/>
       </w:pPr>
       <w:r>
+        <w:t>代表値には手番を含め、パスと終局を正しく扱う</w:t>
+      </w:r>
+    </w:p>
+    <w:p>
+      <w:pPr>
+        <w:pStyle w:val="ListBullet"/>
+      </w:pPr>
+      <w:r>
         <w:t>幾何学的対称を基本とし、色交換対称は発展課題とする</w:t>
+      </w:r>
+    </w:p>
+    <w:p>
+      <w:pPr>
+        <w:pStyle w:val="Heading2"/>
+      </w:pPr>
+      <w:r>
+        <w:t>6.4 割り箸：循環するゲームグラフと後退解析</w:t>
+      </w:r>
+    </w:p>
+    <w:p>
+      <w:r>
+        <w:t>手遊びの「割り箸」は、両手の指の本数（各0〜4）だけで局面が決まり、局面数は高々450程度に収まる実在の遊びである。ニムと異なり同一局面に戻る循環があるため、ゲーム「木」ではなくゲーム「グラフ」として扱い、終局（両手が死んだ局面）から遡る後退解析で全局面を勝ち・負け・引き分け（ループ）の3値に分類する。</w:t>
+      </w:r>
+    </w:p>
+    <w:p>
+      <w:pPr>
+        <w:pStyle w:val="ListBullet"/>
+      </w:pPr>
+      <w:r>
+        <w:t>ルールは標準形を1つ定め（片手で相手の手を叩き指数を加算、5以上でその手は失われる）、分割の可否・ちょうど5／5以上・mod 5 を切替可能なバリアントとし、必勝側の変化を比較する</w:t>
+      </w:r>
+    </w:p>
+    <w:p>
+      <w:pPr>
+        <w:pStyle w:val="ListBullet"/>
+      </w:pPr>
+      <w:r>
+        <w:t>左右の手の区別が無いことを利用して局面を正規化（ソート済み表現）し、4×4オセロの対称正規化の入口とする</w:t>
+      </w:r>
+    </w:p>
+    <w:p>
+      <w:pPr>
+        <w:pStyle w:val="ListBullet"/>
+      </w:pPr>
+      <w:r>
+        <w:t>同一局面の検出にメモ化・転置表が必須になることを体験する</w:t>
+      </w:r>
+    </w:p>
+    <w:p>
+      <w:pPr>
+        <w:pStyle w:val="ListBullet"/>
+      </w:pPr>
+      <w:r>
+        <w:t>ランダムプレイアウトが循環により終わらない場合を観察し、手数上限・打ち切りという実務的論点へ接続する</w:t>
+      </w:r>
+    </w:p>
+    <w:p>
+      <w:pPr>
+        <w:pStyle w:val="ListBullet"/>
+      </w:pPr>
+      <w:r>
+        <w:t>発展：将棋・チェスの千日手／同形反復ルールとの関係を考える</w:t>
       </w:r>
     </w:p>
     <w:p>
@@ -2566,6 +2706,22 @@
       </w:pPr>
       <w:r>
         <w:t>ニム完全解析と剰余／nim-sum</w:t>
+      </w:r>
+    </w:p>
+    <w:p>
+      <w:pPr>
+        <w:pStyle w:val="ListBullet"/>
+      </w:pPr>
+      <w:r>
+        <w:t>割り箸の後退解析（循環ゲームグラフ・引き分け判定）</w:t>
+      </w:r>
+    </w:p>
+    <w:p>
+      <w:pPr>
+        <w:pStyle w:val="ListBullet"/>
+      </w:pPr>
+      <w:r>
+        <w:t>三目並べの全解析（対称性除去・モンテカルロ評価との比較）</w:t>
       </w:r>
     </w:p>
     <w:p>
